--- a/documentation/SRS/Final SRS.docx
+++ b/documentation/SRS/Final SRS.docx
@@ -1,5 +1,40 @@
 
-<file path=word/document.xml><?xml version="1.0" encoding="utf-8"?>
+<file path=docProps\app.xml><?xml version="1.0" encoding="utf-8"?>
+<Properties xmlns="http://schemas.openxmlformats.org/officeDocument/2006/extended-properties" xmlns:vt="http://schemas.openxmlformats.org/officeDocument/2006/docPropsVTypes">
+  <Template>Normal</Template>
+  <TotalTime>17</TotalTime>
+  <Pages>4</Pages>
+  <Words>738</Words>
+  <Characters>4207</Characters>
+  <Application>Microsoft Office Word</Application>
+  <DocSecurity>0</DocSecurity>
+  <Lines>35</Lines>
+  <Paragraphs>9</Paragraphs>
+  <ScaleCrop>false</ScaleCrop>
+  <Company/>
+  <LinksUpToDate>false</LinksUpToDate>
+  <CharactersWithSpaces>4936</CharactersWithSpaces>
+  <SharedDoc>false</SharedDoc>
+  <HyperlinksChanged>false</HyperlinksChanged>
+  <AppVersion>16.0000</AppVersion>
+</Properties>
+</file>
+
+<file path=docProps\core.xml><?xml version="1.0" encoding="utf-8"?>
+<cp:coreProperties xmlns:cp="http://schemas.openxmlformats.org/package/2006/metadata/core-properties" xmlns:dc="http://purl.org/dc/elements/1.1/" xmlns:dcterms="http://purl.org/dc/terms/" xmlns:dcmitype="http://purl.org/dc/dcmitype/" xmlns:xsi="http://www.w3.org/2001/XMLSchema-instance">
+  <dc:title/>
+  <dc:subject/>
+  <dc:creator>Eric Parral</dc:creator>
+  <cp:keywords/>
+  <dc:description/>
+  <cp:lastModifiedBy>Eric Parral</cp:lastModifiedBy>
+  <cp:revision>18</cp:revision>
+  <dcterms:created xsi:type="dcterms:W3CDTF">2026-01-30T02:03:00Z</dcterms:created>
+  <dcterms:modified xsi:type="dcterms:W3CDTF">2026-01-30T02:28:00Z</dcterms:modified>
+</cp:coreProperties>
+</file>
+
+<file path=word\document.xml><?xml version="1.0" encoding="utf-8"?>
 <w:document xmlns:wpc="http://schemas.microsoft.com/office/word/2010/wordprocessingCanvas" xmlns:cx="http://schemas.microsoft.com/office/drawing/2014/chartex" xmlns:cx1="http://schemas.microsoft.com/office/drawing/2015/9/8/chartex" xmlns:cx2="http://schemas.microsoft.com/office/drawing/2015/10/21/chartex" xmlns:cx3="http://schemas.microsoft.com/office/drawing/2016/5/9/chartex" xmlns:cx4="http://schemas.microsoft.com/office/drawing/2016/5/10/chartex" xmlns:cx5="http://schemas.microsoft.com/office/drawing/2016/5/11/chartex" xmlns:cx6="http://schemas.microsoft.com/office/drawing/2016/5/12/chartex" xmlns:cx7="http://schemas.microsoft.com/office/drawing/2016/5/13/chartex" xmlns:cx8="http://schemas.microsoft.com/office/drawing/2016/5/14/chartex" xmlns:mc="http://schemas.openxmlformats.org/markup-compatibility/2006" xmlns:aink="http://schemas.microsoft.com/office/drawing/2016/ink" xmlns:am3d="http://schemas.microsoft.com/office/drawing/2017/model3d" xmlns:o="urn:schemas-microsoft-com:office:office" xmlns:oel="http://schemas.microsoft.com/office/2019/extlst" xmlns:r="http://schemas.openxmlformats.org/officeDocument/2006/relationships" xmlns:m="http://schemas.openxmlformats.org/officeDocument/2006/math" xmlns:v="urn:schemas-microsoft-com:vml" xmlns:wp14="http://schemas.microsoft.com/office/word/2010/wordprocessingDrawing" xmlns:wp="http://schemas.openxmlformats.org/drawingml/2006/wordprocessingDrawing" xmlns:w10="urn:schemas-microsoft-com:office:word" xmlns:w="http://schemas.openxmlformats.org/wordprocessingml/2006/main" xmlns:w14="http://schemas.microsoft.com/office/word/2010/wordml" xmlns:w15="http://schemas.microsoft.com/office/word/2012/wordml" xmlns:w16cex="http://schemas.microsoft.com/office/word/2018/wordml/cex" xmlns:w16cid="http://schemas.microsoft.com/office/word/2016/wordml/cid" xmlns:w16="http://schemas.microsoft.com/office/word/2018/wordml" xmlns:w16du="http://schemas.microsoft.com/office/word/2023/wordml/word16du" xmlns:w16sdtdh="http://schemas.microsoft.com/office/word/2020/wordml/sdtdatahash" xmlns:w16sdtfl="http://schemas.microsoft.com/office/word/2024/wordml/sdtformatlock" xmlns:w16se="http://schemas.microsoft.com/office/word/2015/wordml/symex" xmlns:wpg="http://schemas.microsoft.com/office/word/2010/wordprocessingGroup" xmlns:wpi="http://schemas.microsoft.com/office/word/2010/wordprocessingInk" xmlns:wne="http://schemas.microsoft.com/office/word/2006/wordml" xmlns:wps="http://schemas.microsoft.com/office/word/2010/wordprocessingShape" mc:Ignorable="w14 w15 w16se w16cid w16 w16cex w16sdtdh w16sdtfl w16du wp14">
   <w:body>
     <w:p>
@@ -14,7 +49,7 @@
           <w:b/>
           <w:bCs/>
         </w:rPr>
-        <w:t>Find A Pump – Software Requirements Specification (SRS)</w:t>
+        <w:t>Find A Pump â€“ Software Requirements Specification (SRS)</w:t>
       </w:r>
     </w:p>
     <w:p>
@@ -60,7 +95,7 @@
         </w:numPr>
       </w:pPr>
       <w:r>
-        <w:t xml:space="preserve">The system can detect the user’s current geographic location either automatically or via manual input. </w:t>
+        <w:t>FR-1: The system shall detect the user's geographic location automatically or allow manual location entry.</w:t>
       </w:r>
     </w:p>
     <w:p>
@@ -72,7 +107,7 @@
         </w:numPr>
       </w:pPr>
       <w:r>
-        <w:t xml:space="preserve">It will display gas stations within a selected radius on an interactive map. </w:t>
+        <w:t>FR-2: The system shall display fuel stations within a user-selected radius on an interactive map.</w:t>
       </w:r>
     </w:p>
     <w:p>
@@ -84,7 +119,7 @@
         </w:numPr>
       </w:pPr>
       <w:r>
-        <w:t>Display fuel stations using map markers with station information.</w:t>
+        <w:t>FR-3: The system shall display each fuel station as a marker on the map.</w:t>
       </w:r>
     </w:p>
     <w:p>
@@ -96,7 +131,7 @@
         </w:numPr>
       </w:pPr>
       <w:r>
-        <w:t>Each station will contain all fuel types and prices for its location, including regular, mid-grade, premium, diesel.</w:t>
+        <w:t>FR-4: The system shall display available fuel types and current prices for each station.</w:t>
       </w:r>
     </w:p>
     <w:p>
@@ -108,10 +143,7 @@
         </w:numPr>
       </w:pPr>
       <w:r>
-        <w:t xml:space="preserve">Display EV charging station availability if </w:t>
-      </w:r>
-      <w:r>
-        <w:t>selected.</w:t>
+        <w:t>FR-5: The system shall display EV charging availability when the user enables EV results.</w:t>
       </w:r>
     </w:p>
     <w:p>
@@ -123,7 +155,7 @@
         </w:numPr>
       </w:pPr>
       <w:r>
-        <w:t>Users can select stations to view the full details of a station including its address, a link to open directions in Google Maps, and the current prices of each of the fuel types.</w:t>
+        <w:t>FR-6: The system shall display a station details view when a user selects a station.</w:t>
       </w:r>
     </w:p>
     <w:p>
@@ -150,10 +182,7 @@
         </w:numPr>
       </w:pPr>
       <w:r>
-        <w:t xml:space="preserve">Users can view stations nearby as a list as an alternative to map </w:t>
-      </w:r>
-      <w:r>
-        <w:t>view.</w:t>
+        <w:t>FR-7: The system shall provide a list view of nearby stations.</w:t>
       </w:r>
     </w:p>
     <w:p>
@@ -165,10 +194,7 @@
         </w:numPr>
       </w:pPr>
       <w:r>
-        <w:t xml:space="preserve">Users can filter stations by distance or </w:t>
-      </w:r>
-      <w:r>
-        <w:t>price.</w:t>
+        <w:t>FR-8: The system shall allow users to filter stations by distance and price.</w:t>
       </w:r>
     </w:p>
     <w:p>
@@ -180,10 +206,7 @@
         </w:numPr>
       </w:pPr>
       <w:r>
-        <w:t xml:space="preserve">Users can set a preferred fuel type to make the map and list display that price </w:t>
-      </w:r>
-      <w:r>
-        <w:t>first.</w:t>
+        <w:t>FR-9: The system shall allow users to set a preferred fuel type and prioritize that fuel price in map and list results.</w:t>
       </w:r>
     </w:p>
     <w:p>
@@ -195,7 +218,7 @@
         </w:numPr>
       </w:pPr>
       <w:r>
-        <w:t xml:space="preserve">Allow users to input personal discount programs tied to specific stations. </w:t>
+        <w:t>FR-10: The system shall allow users to add discount programs associated with specific stations.</w:t>
       </w:r>
     </w:p>
     <w:p>
@@ -207,7 +230,7 @@
         </w:numPr>
       </w:pPr>
       <w:r>
-        <w:t xml:space="preserve">Apply discounts automatically to pricing results. </w:t>
+        <w:t>FR-11: The system shall automatically apply saved station discounts when calculating displayed prices.</w:t>
       </w:r>
     </w:p>
     <w:p>
@@ -219,7 +242,7 @@
         </w:numPr>
       </w:pPr>
       <w:r>
-        <w:t>Allow users to modify or remove previously entered discounts.</w:t>
+        <w:t>FR-12: The system shall allow users to edit or delete previously saved discounts.</w:t>
       </w:r>
     </w:p>
     <w:p>
@@ -246,12 +269,9 @@
         </w:numPr>
       </w:pPr>
       <w:proofErr w:type="gramStart"/>
-      <w:r>
-        <w:t>Cache</w:t>
-      </w:r>
       <w:proofErr w:type="gramEnd"/>
       <w:r>
-        <w:t xml:space="preserve"> the latest retrieved fuel price data in the local database. </w:t>
+        <w:t>FR-13: The system shall store the most recently retrieved fuel price data in the local database.</w:t>
       </w:r>
     </w:p>
     <w:p>
@@ -263,7 +283,7 @@
         </w:numPr>
       </w:pPr>
       <w:r>
-        <w:t xml:space="preserve">Display cached data if the fuel-pricing API is unavailable or the user is offline. </w:t>
+        <w:t>FR-14: The system shall display cached fuel price data when live pricing data cannot be retrieved.</w:t>
       </w:r>
     </w:p>
     <w:p>
@@ -275,7 +295,7 @@
         </w:numPr>
       </w:pPr>
       <w:r>
-        <w:t xml:space="preserve">Automatically refresh cached data when an active internet connection is available. </w:t>
+        <w:t>FR-15: The system shall refresh cached fuel price data after internet connectivity is restored.</w:t>
       </w:r>
     </w:p>
     <w:p>
@@ -287,16 +307,7 @@
         </w:numPr>
       </w:pPr>
       <w:r>
-        <w:t xml:space="preserve">Show when pricing data </w:t>
-      </w:r>
-      <w:r>
-        <w:t>update</w:t>
-      </w:r>
-      <w:r>
-        <w:t xml:space="preserve">s </w:t>
-      </w:r>
-      <w:r>
-        <w:t>using timestamps.</w:t>
+        <w:t>FR-16: The system shall display the last-updated timestamp for displayed pricing data.</w:t>
       </w:r>
     </w:p>
     <w:p>
@@ -323,7 +334,7 @@
         </w:numPr>
       </w:pPr>
       <w:r>
-        <w:t>Notify users if the location cannot be determined.</w:t>
+        <w:t>FR-17: The system shall display an error message when user location cannot be determined.</w:t>
       </w:r>
     </w:p>
     <w:p>
@@ -335,7 +346,7 @@
         </w:numPr>
       </w:pPr>
       <w:r>
-        <w:t>Notify users if no stations match their filters.</w:t>
+        <w:t>FR-18: The system shall display a no-results message when no stations match active filters.</w:t>
       </w:r>
     </w:p>
     <w:p>
@@ -347,7 +358,7 @@
         </w:numPr>
       </w:pPr>
       <w:r>
-        <w:t>Display an error message if external APIs fail.</w:t>
+        <w:t>FR-19: The system shall display an error message when an external API request fails.</w:t>
       </w:r>
     </w:p>
     <w:p>
@@ -359,7 +370,7 @@
         </w:numPr>
       </w:pPr>
       <w:r>
-        <w:t>Show previous data when using cached results.</w:t>
+        <w:t>FR-20: The system shall label results as cached when fallback data is displayed.</w:t>
       </w:r>
     </w:p>
     <w:p>
@@ -1446,7 +1457,59 @@
 </w:document>
 </file>
 
-<file path=word/numbering.xml><?xml version="1.0" encoding="utf-8"?>
+<file path=word\fontTable.xml><?xml version="1.0" encoding="utf-8"?>
+<w:fonts xmlns:mc="http://schemas.openxmlformats.org/markup-compatibility/2006" xmlns:r="http://schemas.openxmlformats.org/officeDocument/2006/relationships" xmlns:w="http://schemas.openxmlformats.org/wordprocessingml/2006/main" xmlns:w14="http://schemas.microsoft.com/office/word/2010/wordml" xmlns:w15="http://schemas.microsoft.com/office/word/2012/wordml" xmlns:w16cex="http://schemas.microsoft.com/office/word/2018/wordml/cex" xmlns:w16cid="http://schemas.microsoft.com/office/word/2016/wordml/cid" xmlns:w16="http://schemas.microsoft.com/office/word/2018/wordml" xmlns:w16du="http://schemas.microsoft.com/office/word/2023/wordml/word16du" xmlns:w16sdtdh="http://schemas.microsoft.com/office/word/2020/wordml/sdtdatahash" xmlns:w16sdtfl="http://schemas.microsoft.com/office/word/2024/wordml/sdtformatlock" xmlns:w16se="http://schemas.microsoft.com/office/word/2015/wordml/symex" mc:Ignorable="w14 w15 w16se w16cid w16 w16cex w16sdtdh w16sdtfl w16du">
+  <w:font w:name="Times New Roman">
+    <w:panose1 w:val="02020603050405020304"/>
+    <w:charset w:val="00"/>
+    <w:family w:val="roman"/>
+    <w:pitch w:val="variable"/>
+    <w:sig w:usb0="E0002EFF" w:usb1="C000785B" w:usb2="00000009" w:usb3="00000000" w:csb0="000001FF" w:csb1="00000000"/>
+  </w:font>
+  <w:font w:name="Courier New">
+    <w:panose1 w:val="02070309020205020404"/>
+    <w:charset w:val="00"/>
+    <w:family w:val="modern"/>
+    <w:pitch w:val="fixed"/>
+    <w:sig w:usb0="E0002EFF" w:usb1="C0007843" w:usb2="00000009" w:usb3="00000000" w:csb0="000001FF" w:csb1="00000000"/>
+  </w:font>
+  <w:font w:name="Wingdings">
+    <w:panose1 w:val="05000000000000000000"/>
+    <w:charset w:val="02"/>
+    <w:family w:val="auto"/>
+    <w:pitch w:val="variable"/>
+    <w:sig w:usb0="00000000" w:usb1="10000000" w:usb2="00000000" w:usb3="00000000" w:csb0="80000000" w:csb1="00000000"/>
+  </w:font>
+  <w:font w:name="Symbol">
+    <w:panose1 w:val="05050102010706020507"/>
+    <w:charset w:val="02"/>
+    <w:family w:val="roman"/>
+    <w:pitch w:val="variable"/>
+    <w:sig w:usb0="00000000" w:usb1="10000000" w:usb2="00000000" w:usb3="00000000" w:csb0="80000000" w:csb1="00000000"/>
+  </w:font>
+  <w:font w:name="Aptos">
+    <w:charset w:val="00"/>
+    <w:family w:val="swiss"/>
+    <w:pitch w:val="variable"/>
+    <w:sig w:usb0="20000287" w:usb1="00000003" w:usb2="00000000" w:usb3="00000000" w:csb0="0000019F" w:csb1="00000000"/>
+  </w:font>
+  <w:font w:name="Aptos Display">
+    <w:charset w:val="00"/>
+    <w:family w:val="swiss"/>
+    <w:pitch w:val="variable"/>
+    <w:sig w:usb0="20000287" w:usb1="00000003" w:usb2="00000000" w:usb3="00000000" w:csb0="0000019F" w:csb1="00000000"/>
+  </w:font>
+  <w:font w:name="Arial">
+    <w:panose1 w:val="020B0604020202020204"/>
+    <w:charset w:val="00"/>
+    <w:family w:val="swiss"/>
+    <w:pitch w:val="variable"/>
+    <w:sig w:usb0="E0002EFF" w:usb1="C000785B" w:usb2="00000009" w:usb3="00000000" w:csb0="000001FF" w:csb1="00000000"/>
+  </w:font>
+</w:fonts>
+</file>
+
+<file path=word\numbering.xml><?xml version="1.0" encoding="utf-8"?>
 <w:numbering xmlns:wpc="http://schemas.microsoft.com/office/word/2010/wordprocessingCanvas" xmlns:cx="http://schemas.microsoft.com/office/drawing/2014/chartex" xmlns:cx1="http://schemas.microsoft.com/office/drawing/2015/9/8/chartex" xmlns:cx2="http://schemas.microsoft.com/office/drawing/2015/10/21/chartex" xmlns:cx3="http://schemas.microsoft.com/office/drawing/2016/5/9/chartex" xmlns:cx4="http://schemas.microsoft.com/office/drawing/2016/5/10/chartex" xmlns:cx5="http://schemas.microsoft.com/office/drawing/2016/5/11/chartex" xmlns:cx6="http://schemas.microsoft.com/office/drawing/2016/5/12/chartex" xmlns:cx7="http://schemas.microsoft.com/office/drawing/2016/5/13/chartex" xmlns:cx8="http://schemas.microsoft.com/office/drawing/2016/5/14/chartex" xmlns:mc="http://schemas.openxmlformats.org/markup-compatibility/2006" xmlns:aink="http://schemas.microsoft.com/office/drawing/2016/ink" xmlns:am3d="http://schemas.microsoft.com/office/drawing/2017/model3d" xmlns:o="urn:schemas-microsoft-com:office:office" xmlns:oel="http://schemas.microsoft.com/office/2019/extlst" xmlns:r="http://schemas.openxmlformats.org/officeDocument/2006/relationships" xmlns:m="http://schemas.openxmlformats.org/officeDocument/2006/math" xmlns:v="urn:schemas-microsoft-com:vml" xmlns:wp14="http://schemas.microsoft.com/office/word/2010/wordprocessingDrawing" xmlns:wp="http://schemas.openxmlformats.org/drawingml/2006/wordprocessingDrawing" xmlns:w10="urn:schemas-microsoft-com:office:word" xmlns:w="http://schemas.openxmlformats.org/wordprocessingml/2006/main" xmlns:w14="http://schemas.microsoft.com/office/word/2010/wordml" xmlns:w15="http://schemas.microsoft.com/office/word/2012/wordml" xmlns:w16cex="http://schemas.microsoft.com/office/word/2018/wordml/cex" xmlns:w16cid="http://schemas.microsoft.com/office/word/2016/wordml/cid" xmlns:w16="http://schemas.microsoft.com/office/word/2018/wordml" xmlns:w16du="http://schemas.microsoft.com/office/word/2023/wordml/word16du" xmlns:w16sdtdh="http://schemas.microsoft.com/office/word/2020/wordml/sdtdatahash" xmlns:w16sdtfl="http://schemas.microsoft.com/office/word/2024/wordml/sdtformatlock" xmlns:w16se="http://schemas.microsoft.com/office/word/2015/wordml/symex" xmlns:wpg="http://schemas.microsoft.com/office/word/2010/wordprocessingGroup" xmlns:wpi="http://schemas.microsoft.com/office/word/2010/wordprocessingInk" xmlns:wne="http://schemas.microsoft.com/office/word/2006/wordml" xmlns:wps="http://schemas.microsoft.com/office/word/2010/wordprocessingShape" mc:Ignorable="w14 w15 w16se w16cid w16 w16cex w16sdtdh w16sdtfl w16du wp14">
   <w:abstractNum w:abstractNumId="0" w15:restartNumberingAfterBreak="0">
     <w:nsid w:val="088209C6"/>
@@ -4018,7 +4081,75 @@
 </w:numbering>
 </file>
 
-<file path=word/styles.xml><?xml version="1.0" encoding="utf-8"?>
+<file path=word\settings.xml><?xml version="1.0" encoding="utf-8"?>
+<w:settings xmlns:mc="http://schemas.openxmlformats.org/markup-compatibility/2006" xmlns:o="urn:schemas-microsoft-com:office:office" xmlns:r="http://schemas.openxmlformats.org/officeDocument/2006/relationships" xmlns:m="http://schemas.openxmlformats.org/officeDocument/2006/math" xmlns:v="urn:schemas-microsoft-com:vml" xmlns:w10="urn:schemas-microsoft-com:office:word" xmlns:w="http://schemas.openxmlformats.org/wordprocessingml/2006/main" xmlns:w14="http://schemas.microsoft.com/office/word/2010/wordml" xmlns:w15="http://schemas.microsoft.com/office/word/2012/wordml" xmlns:w16cex="http://schemas.microsoft.com/office/word/2018/wordml/cex" xmlns:w16cid="http://schemas.microsoft.com/office/word/2016/wordml/cid" xmlns:w16="http://schemas.microsoft.com/office/word/2018/wordml" xmlns:w16du="http://schemas.microsoft.com/office/word/2023/wordml/word16du" xmlns:w16sdtdh="http://schemas.microsoft.com/office/word/2020/wordml/sdtdatahash" xmlns:w16sdtfl="http://schemas.microsoft.com/office/word/2024/wordml/sdtformatlock" xmlns:w16se="http://schemas.microsoft.com/office/word/2015/wordml/symex" xmlns:sl="http://schemas.openxmlformats.org/schemaLibrary/2006/main" mc:Ignorable="w14 w15 w16se w16cid w16 w16cex w16sdtdh w16sdtfl w16du">
+  <w:zoom w:percent="100"/>
+  <w:proofState w:spelling="clean" w:grammar="clean"/>
+  <w:defaultTabStop w:val="720"/>
+  <w:characterSpacingControl w:val="doNotCompress"/>
+  <w:compat>
+    <w:compatSetting w:name="compatibilityMode" w:uri="http://schemas.microsoft.com/office/word" w:val="15"/>
+    <w:compatSetting w:name="overrideTableStyleFontSizeAndJustification" w:uri="http://schemas.microsoft.com/office/word" w:val="1"/>
+    <w:compatSetting w:name="enableOpenTypeFeatures" w:uri="http://schemas.microsoft.com/office/word" w:val="1"/>
+    <w:compatSetting w:name="doNotFlipMirrorIndents" w:uri="http://schemas.microsoft.com/office/word" w:val="1"/>
+    <w:compatSetting w:name="differentiateMultirowTableHeaders" w:uri="http://schemas.microsoft.com/office/word" w:val="1"/>
+    <w:compatSetting w:name="useWord2013TrackBottomHyphenation" w:uri="http://schemas.microsoft.com/office/word" w:val="0"/>
+  </w:compat>
+  <w:rsids>
+    <w:rsidRoot w:val="00D427C6"/>
+    <w:rsid w:val="00033601"/>
+    <w:rsid w:val="00232530"/>
+    <w:rsid w:val="00267231"/>
+    <w:rsid w:val="00287AB1"/>
+    <w:rsid w:val="002C4AA9"/>
+    <w:rsid w:val="003A51CD"/>
+    <w:rsid w:val="003C01FF"/>
+    <w:rsid w:val="003C1EF5"/>
+    <w:rsid w:val="0044190D"/>
+    <w:rsid w:val="00442E34"/>
+    <w:rsid w:val="004F2A12"/>
+    <w:rsid w:val="005620EE"/>
+    <w:rsid w:val="00664E5E"/>
+    <w:rsid w:val="009273D2"/>
+    <w:rsid w:val="00A113CD"/>
+    <w:rsid w:val="00B0280C"/>
+    <w:rsid w:val="00B80047"/>
+    <w:rsid w:val="00BD3B6B"/>
+    <w:rsid w:val="00C514B0"/>
+    <w:rsid w:val="00D427C6"/>
+    <w:rsid w:val="00E578CD"/>
+    <w:rsid w:val="00FD3E88"/>
+  </w:rsids>
+  <m:mathPr>
+    <m:mathFont m:val="Cambria Math"/>
+    <m:brkBin m:val="before"/>
+    <m:brkBinSub m:val="--"/>
+    <m:smallFrac m:val="0"/>
+    <m:dispDef/>
+    <m:lMargin m:val="0"/>
+    <m:rMargin m:val="0"/>
+    <m:defJc m:val="centerGroup"/>
+    <m:wrapIndent m:val="1440"/>
+    <m:intLim m:val="subSup"/>
+    <m:naryLim m:val="undOvr"/>
+  </m:mathPr>
+  <w:themeFontLang w:val="en-US"/>
+  <w:clrSchemeMapping w:bg1="light1" w:t1="dark1" w:bg2="light2" w:t2="dark2" w:accent1="accent1" w:accent2="accent2" w:accent3="accent3" w:accent4="accent4" w:accent5="accent5" w:accent6="accent6" w:hyperlink="hyperlink" w:followedHyperlink="followedHyperlink"/>
+  <w:shapeDefaults>
+    <o:shapedefaults v:ext="edit" spidmax="1026"/>
+    <o:shapelayout v:ext="edit">
+      <o:idmap v:ext="edit" data="1"/>
+    </o:shapelayout>
+  </w:shapeDefaults>
+  <w:decimalSymbol w:val="."/>
+  <w:listSeparator w:val=","/>
+  <w14:docId w14:val="59AF9823"/>
+  <w15:chartTrackingRefBased/>
+  <w15:docId w15:val="{C1FC7D63-58FC-465D-8761-F11430E191BB}"/>
+</w:settings>
+</file>
+
+<file path=word\styles.xml><?xml version="1.0" encoding="utf-8"?>
 <w:styles xmlns:mc="http://schemas.openxmlformats.org/markup-compatibility/2006" xmlns:r="http://schemas.openxmlformats.org/officeDocument/2006/relationships" xmlns:w="http://schemas.openxmlformats.org/wordprocessingml/2006/main" xmlns:w14="http://schemas.microsoft.com/office/word/2010/wordml" xmlns:w15="http://schemas.microsoft.com/office/word/2012/wordml" xmlns:w16cex="http://schemas.microsoft.com/office/word/2018/wordml/cex" xmlns:w16cid="http://schemas.microsoft.com/office/word/2016/wordml/cid" xmlns:w16="http://schemas.microsoft.com/office/word/2018/wordml" xmlns:w16du="http://schemas.microsoft.com/office/word/2023/wordml/word16du" xmlns:w16sdtdh="http://schemas.microsoft.com/office/word/2020/wordml/sdtdatahash" xmlns:w16sdtfl="http://schemas.microsoft.com/office/word/2024/wordml/sdtformatlock" xmlns:w16se="http://schemas.microsoft.com/office/word/2015/wordml/symex" mc:Ignorable="w14 w15 w16se w16cid w16 w16cex w16sdtdh w16sdtfl w16du">
   <w:docDefaults>
     <w:rPrDefault>
@@ -4952,7 +5083,7 @@
 </w:styles>
 </file>
 
-<file path=word/theme/theme1.xml><?xml version="1.0" encoding="utf-8"?>
+<file path=word\theme\theme1.xml><?xml version="1.0" encoding="utf-8"?>
 <a:theme xmlns:a="http://schemas.openxmlformats.org/drawingml/2006/main" name="Office Theme">
   <a:themeElements>
     <a:clrScheme name="Office">
@@ -5265,4 +5396,11 @@
     </a:ext>
   </a:extLst>
 </a:theme>
+</file>
+
+<file path=word\webSettings.xml><?xml version="1.0" encoding="utf-8"?>
+<w:webSettings xmlns:mc="http://schemas.openxmlformats.org/markup-compatibility/2006" xmlns:r="http://schemas.openxmlformats.org/officeDocument/2006/relationships" xmlns:w="http://schemas.openxmlformats.org/wordprocessingml/2006/main" xmlns:w14="http://schemas.microsoft.com/office/word/2010/wordml" xmlns:w15="http://schemas.microsoft.com/office/word/2012/wordml" xmlns:w16cex="http://schemas.microsoft.com/office/word/2018/wordml/cex" xmlns:w16cid="http://schemas.microsoft.com/office/word/2016/wordml/cid" xmlns:w16="http://schemas.microsoft.com/office/word/2018/wordml" xmlns:w16du="http://schemas.microsoft.com/office/word/2023/wordml/word16du" xmlns:w16sdtdh="http://schemas.microsoft.com/office/word/2020/wordml/sdtdatahash" xmlns:w16sdtfl="http://schemas.microsoft.com/office/word/2024/wordml/sdtformatlock" xmlns:w16se="http://schemas.microsoft.com/office/word/2015/wordml/symex" mc:Ignorable="w14 w15 w16se w16cid w16 w16cex w16sdtdh w16sdtfl w16du">
+  <w:optimizeForBrowser/>
+  <w:allowPNG/>
+</w:webSettings>
 </file>